--- a/pr-preview/pr-15/vignettes/quarto_vignette.docx
+++ b/pr-preview/pr-15/vignettes/quarto_vignette.docx
@@ -27,7 +27,7 @@
         <w:t xml:space="preserve">(rpt)</w:t>
       </w:r>
     </w:p>
-    <w:bookmarkStart w:id="20" w:name="introduction"/>
+    <w:bookmarkStart w:id="9" w:name="introduction"/>
     <w:p>
       <w:pPr>
         <w:pStyle w:val="Heading2"/>
@@ -53,8 +53,8 @@
         <w:t xml:space="preserve">) files as vignettes in R packages. Quarto is the next-generation version of R Markdown, offering enhanced features and better integration with multiple programming languages.</w:t>
       </w:r>
     </w:p>
-    <w:bookmarkEnd w:id="20"/>
-    <w:bookmarkStart w:id="21" w:name="why-use-quarto"/>
+    <w:bookmarkEnd w:id="9"/>
+    <w:bookmarkStart w:id="10" w:name="why-use-quarto"/>
     <w:p>
       <w:pPr>
         <w:pStyle w:val="Heading2"/>
@@ -162,8 +162,8 @@
         <w:t xml:space="preserve">: Improved website and book publishing capabilities</w:t>
       </w:r>
     </w:p>
-    <w:bookmarkEnd w:id="21"/>
-    <w:bookmarkStart w:id="22" w:name="basic-example"/>
+    <w:bookmarkEnd w:id="10"/>
+    <w:bookmarkStart w:id="11" w:name="basic-example"/>
     <w:p>
       <w:pPr>
         <w:pStyle w:val="Heading2"/>
@@ -383,8 +383,8 @@
         <w:t xml:space="preserve">#&gt; [1] 4.5</w:t>
       </w:r>
     </w:p>
-    <w:bookmarkEnd w:id="22"/>
-    <w:bookmarkStart w:id="35" w:name="quarto-features"/>
+    <w:bookmarkEnd w:id="11"/>
+    <w:bookmarkStart w:id="24" w:name="quarto-features"/>
     <w:p>
       <w:pPr>
         <w:pStyle w:val="Heading2"/>
@@ -393,7 +393,7 @@
         <w:t xml:space="preserve">4 Quarto Features</w:t>
       </w:r>
     </w:p>
-    <w:bookmarkStart w:id="29" w:name="callouts"/>
+    <w:bookmarkStart w:id="18" w:name="callouts"/>
     <w:p>
       <w:pPr>
         <w:pStyle w:val="Heading3"/>
@@ -443,18 +443,18 @@
                 <wp:inline>
                   <wp:extent cx="152400" cy="152400"/>
                   <wp:effectExtent b="0" l="0" r="0" t="0"/>
-                  <wp:docPr descr="" title="" id="24" name="Picture"/>
+                  <wp:docPr descr="" title="" id="13" name="Picture"/>
                   <a:graphic>
                     <a:graphicData uri="http://schemas.openxmlformats.org/drawingml/2006/picture">
                       <pic:pic>
                         <pic:nvPicPr>
-                          <pic:cNvPr descr="/opt/quarto/share/formats/docx/note.png" id="25" name="Picture"/>
+                          <pic:cNvPr descr="/opt/quarto/share/formats/docx/note.png" id="14" name="Picture"/>
                           <pic:cNvPicPr>
                             <a:picLocks noChangeArrowheads="1" noChangeAspect="1"/>
                           </pic:cNvPicPr>
                         </pic:nvPicPr>
                         <pic:blipFill>
-                          <a:blip r:embed="rId23"/>
+                          <a:blip r:embed="rId12"/>
                           <a:stretch>
                             <a:fillRect/>
                           </a:stretch>
@@ -567,18 +567,18 @@
                 <wp:inline>
                   <wp:extent cx="152400" cy="152400"/>
                   <wp:effectExtent b="0" l="0" r="0" t="0"/>
-                  <wp:docPr descr="" title="" id="27" name="Picture"/>
+                  <wp:docPr descr="" title="" id="16" name="Picture"/>
                   <a:graphic>
                     <a:graphicData uri="http://schemas.openxmlformats.org/drawingml/2006/picture">
                       <pic:pic>
                         <pic:nvPicPr>
-                          <pic:cNvPr descr="/opt/quarto/share/formats/docx/tip.png" id="28" name="Picture"/>
+                          <pic:cNvPr descr="/opt/quarto/share/formats/docx/tip.png" id="17" name="Picture"/>
                           <pic:cNvPicPr>
                             <a:picLocks noChangeArrowheads="1" noChangeAspect="1"/>
                           </pic:cNvPicPr>
                         </pic:nvPicPr>
                         <pic:blipFill>
-                          <a:blip r:embed="rId26"/>
+                          <a:blip r:embed="rId15"/>
                           <a:stretch>
                             <a:fillRect/>
                           </a:stretch>
@@ -642,8 +642,8 @@
         </w:tc>
       </w:tr>
     </w:tbl>
-    <w:bookmarkEnd w:id="29"/>
-    <w:bookmarkStart w:id="34" w:name="code-chunks-with-modern-syntax"/>
+    <w:bookmarkEnd w:id="18"/>
+    <w:bookmarkStart w:id="23" w:name="code-chunks-with-modern-syntax"/>
     <w:p>
       <w:pPr>
         <w:pStyle w:val="Heading3"/>
@@ -879,7 +879,7 @@
       <w:tr>
         <w:tc>
           <w:tcPr/>
-          <w:bookmarkStart w:id="33" w:name="fig-plot"/>
+          <w:bookmarkStart w:id="22" w:name="fig-plot"/>
           <w:p>
             <w:pPr>
               <w:pStyle w:val="Compact"/>
@@ -890,18 +890,18 @@
                 <wp:inline>
                   <wp:extent cx="4620126" cy="3696101"/>
                   <wp:effectExtent b="0" l="0" r="0" t="0"/>
-                  <wp:docPr descr="" title="" id="31" name="Picture"/>
+                  <wp:docPr descr="" title="" id="20" name="Picture"/>
                   <a:graphic>
                     <a:graphicData uri="http://schemas.openxmlformats.org/drawingml/2006/picture">
                       <pic:pic>
                         <pic:nvPicPr>
-                          <pic:cNvPr descr="quarto_vignette_files/figure-docx/fig-plot-1.png" id="32" name="Picture"/>
+                          <pic:cNvPr descr="quarto_vignette_files/figure-docx/fig-plot-1.png" id="21" name="Picture"/>
                           <pic:cNvPicPr>
                             <a:picLocks noChangeArrowheads="1" noChangeAspect="1"/>
                           </pic:cNvPicPr>
                         </pic:nvPicPr>
                         <pic:blipFill>
-                          <a:blip r:embed="rId30"/>
+                          <a:blip r:embed="rId19"/>
                           <a:stretch>
                             <a:fillRect/>
                           </a:stretch>
@@ -941,19 +941,1015 @@
               <w:t xml:space="preserve">Figure 1: Example plot showing data distribution</w:t>
             </w:r>
           </w:p>
-          <w:bookmarkEnd w:id="33"/>
+          <w:bookmarkEnd w:id="22"/>
         </w:tc>
       </w:tr>
     </w:tbl>
-    <w:bookmarkEnd w:id="34"/>
-    <w:bookmarkEnd w:id="35"/>
-    <w:bookmarkStart w:id="36" w:name="equations"/>
+    <w:bookmarkEnd w:id="23"/>
+    <w:bookmarkEnd w:id="24"/>
+    <w:bookmarkStart w:id="30" w:name="theorem-environments"/>
     <w:p>
       <w:pPr>
         <w:pStyle w:val="Heading2"/>
       </w:pPr>
       <w:r>
-        <w:t xml:space="preserve">5 Equations</w:t>
+        <w:t xml:space="preserve">5 Theorem Environments</w:t>
+      </w:r>
+    </w:p>
+    <w:p>
+      <w:pPr>
+        <w:pStyle w:val="FirstParagraph"/>
+      </w:pPr>
+      <w:r>
+        <w:t xml:space="preserve">Quarto supports theorem and proof environments that integrate with the</w:t>
+      </w:r>
+      <w:r>
+        <w:t xml:space="preserve"> </w:t>
+      </w:r>
+      <w:r>
+        <w:rPr>
+          <w:rStyle w:val="VerbatimChar"/>
+        </w:rPr>
+        <w:t xml:space="preserve">callouty-theorem</w:t>
+      </w:r>
+      <w:r>
+        <w:t xml:space="preserve"> </w:t>
+      </w:r>
+      <w:r>
+        <w:t xml:space="preserve">extension to render as styled callout blocks.</w:t>
+      </w:r>
+    </w:p>
+    <w:tbl>
+      <w:tblPr>
+        <w:tblStyle w:val="Table"/>
+        <w:tblInd w:w="164" w:type="dxa"/>
+        <w:tblBorders>
+          <w:left w:val="single" w:sz="24" w:space="0" w:color="00A047"/>
+        </w:tblBorders>
+        <w:tblCellMar>
+          <w:left w:w="0" w:type="dxa"/>
+          <w:right w:w="0" w:type="dxa"/>
+        </w:tblCellMar>
+        <w:tblLook w:firstRow="0" w:lastRow="0" w:firstColumn="0" w:lastColumn="0" w:noHBand="0" w:noVBand="0" w:val="0000"/>
+      </w:tblPr>
+      <w:tblGrid>
+        <w:gridCol w:w="7920"/>
+      </w:tblGrid>
+      <w:tr>
+        <w:trPr>
+          <w:cantSplit/>
+        </w:trPr>
+        <w:tc>
+          <w:tcPr>
+            <w:tcMar>
+              <w:left w:w="144" w:type="dxa"/>
+            </w:tcMar>
+          </w:tcPr>
+          <w:p>
+            <w:pPr>
+              <w:pStyle w:val="BodyText"/>
+            </w:pPr>
+            <w:pPr>
+              <w:spacing w:before="16" w:after="64"/>
+            </w:pPr>
+          </w:p>
+          <w:bookmarkStart w:id="25" w:name="def-mean"/>
+          <w:p>
+            <w:pPr>
+              <w:pStyle w:val="BodyText"/>
+            </w:pPr>
+            <w:r>
+              <w:rPr>
+                <w:b/>
+                <w:bCs/>
+              </w:rPr>
+              <w:t xml:space="preserve">Definition 1 (Sample Mean)</w:t>
+            </w:r>
+            <w:r>
+              <w:t xml:space="preserve"> </w:t>
+            </w:r>
+            <w:r>
+              <w:t xml:space="preserve">The</w:t>
+            </w:r>
+            <w:r>
+              <w:t xml:space="preserve"> </w:t>
+            </w:r>
+            <w:r>
+              <w:rPr>
+                <w:b/>
+                <w:bCs/>
+              </w:rPr>
+              <w:t xml:space="preserve">sample mean</w:t>
+            </w:r>
+            <w:r>
+              <w:t xml:space="preserve"> </w:t>
+            </w:r>
+            <w:r>
+              <w:t xml:space="preserve">of observations</w:t>
+            </w:r>
+            <w:r>
+              <w:t xml:space="preserve"> </w:t>
+            </w:r>
+            <m:oMath>
+              <m:sSub>
+                <m:e>
+                  <m:r>
+                    <m:t>x</m:t>
+                  </m:r>
+                </m:e>
+                <m:sub>
+                  <m:r>
+                    <m:t>1</m:t>
+                  </m:r>
+                </m:sub>
+              </m:sSub>
+              <m:r>
+                <m:rPr>
+                  <m:sty m:val="p"/>
+                </m:rPr>
+                <m:t>,</m:t>
+              </m:r>
+              <m:sSub>
+                <m:e>
+                  <m:r>
+                    <m:t>x</m:t>
+                  </m:r>
+                </m:e>
+                <m:sub>
+                  <m:r>
+                    <m:t>2</m:t>
+                  </m:r>
+                </m:sub>
+              </m:sSub>
+              <m:r>
+                <m:rPr>
+                  <m:sty m:val="p"/>
+                </m:rPr>
+                <m:t>,</m:t>
+              </m:r>
+              <m:r>
+                <m:rPr>
+                  <m:sty m:val="p"/>
+                </m:rPr>
+                <m:t>…</m:t>
+              </m:r>
+              <m:r>
+                <m:rPr>
+                  <m:sty m:val="p"/>
+                </m:rPr>
+                <m:t>,</m:t>
+              </m:r>
+              <m:sSub>
+                <m:e>
+                  <m:r>
+                    <m:t>x</m:t>
+                  </m:r>
+                </m:e>
+                <m:sub>
+                  <m:r>
+                    <m:t>n</m:t>
+                  </m:r>
+                </m:sub>
+              </m:sSub>
+            </m:oMath>
+            <w:r>
+              <w:t xml:space="preserve"> </w:t>
+            </w:r>
+            <w:r>
+              <w:t xml:space="preserve">is:</w:t>
+            </w:r>
+          </w:p>
+          <w:p>
+            <w:pPr>
+              <w:pStyle w:val="BodyText"/>
+            </w:pPr>
+            <m:oMathPara>
+              <m:oMathParaPr>
+                <m:jc m:val="center"/>
+              </m:oMathParaPr>
+              <m:oMath>
+                <m:acc>
+                  <m:accPr>
+                    <m:chr m:val="‾"/>
+                  </m:accPr>
+                  <m:e>
+                    <m:r>
+                      <m:t>x</m:t>
+                    </m:r>
+                  </m:e>
+                </m:acc>
+                <m:r>
+                  <m:rPr>
+                    <m:sty m:val="p"/>
+                  </m:rPr>
+                  <m:t>=</m:t>
+                </m:r>
+                <m:f>
+                  <m:fPr>
+                    <m:type m:val="bar"/>
+                  </m:fPr>
+                  <m:num>
+                    <m:r>
+                      <m:t>1</m:t>
+                    </m:r>
+                  </m:num>
+                  <m:den>
+                    <m:r>
+                      <m:t>n</m:t>
+                    </m:r>
+                  </m:den>
+                </m:f>
+                <m:nary>
+                  <m:naryPr>
+                    <m:chr m:val="∑"/>
+                    <m:limLoc m:val="undOvr"/>
+                    <m:subHide m:val="off"/>
+                    <m:supHide m:val="off"/>
+                  </m:naryPr>
+                  <m:sub>
+                    <m:r>
+                      <m:t>i</m:t>
+                    </m:r>
+                    <m:r>
+                      <m:rPr>
+                        <m:sty m:val="p"/>
+                      </m:rPr>
+                      <m:t>=</m:t>
+                    </m:r>
+                    <m:r>
+                      <m:t>1</m:t>
+                    </m:r>
+                  </m:sub>
+                  <m:sup>
+                    <m:r>
+                      <m:t>n</m:t>
+                    </m:r>
+                  </m:sup>
+                  <m:e>
+                    <m:sSub>
+                      <m:e>
+                        <m:r>
+                          <m:t>x</m:t>
+                        </m:r>
+                      </m:e>
+                      <m:sub>
+                        <m:r>
+                          <m:t>i</m:t>
+                        </m:r>
+                      </m:sub>
+                    </m:sSub>
+                  </m:e>
+                </m:nary>
+              </m:oMath>
+            </m:oMathPara>
+          </w:p>
+          <w:bookmarkEnd w:id="25"/>
+        </w:tc>
+      </w:tr>
+    </w:tbl>
+    <w:p>
+      <w:pPr>
+        <w:pStyle w:val="FirstParagraph"/>
+      </w:pPr>
+      <w:r>
+        <w:t xml:space="preserve"> </w:t>
+      </w:r>
+    </w:p>
+    <w:tbl>
+      <w:tblPr>
+        <w:tblStyle w:val="Table"/>
+        <w:tblInd w:w="164" w:type="dxa"/>
+        <w:tblBorders>
+          <w:left w:val="single" w:sz="24" w:space="0" w:color="0758E5"/>
+        </w:tblBorders>
+        <w:tblCellMar>
+          <w:left w:w="0" w:type="dxa"/>
+          <w:right w:w="0" w:type="dxa"/>
+        </w:tblCellMar>
+        <w:tblLook w:firstRow="0" w:lastRow="0" w:firstColumn="0" w:lastColumn="0" w:noHBand="0" w:noVBand="0" w:val="0000"/>
+      </w:tblPr>
+      <w:tblGrid>
+        <w:gridCol w:w="7920"/>
+      </w:tblGrid>
+      <w:tr>
+        <w:trPr>
+          <w:cantSplit/>
+        </w:trPr>
+        <w:tc>
+          <w:tcPr>
+            <w:tcMar>
+              <w:left w:w="144" w:type="dxa"/>
+            </w:tcMar>
+          </w:tcPr>
+          <w:p>
+            <w:pPr>
+              <w:pStyle w:val="BodyText"/>
+            </w:pPr>
+            <w:pPr>
+              <w:spacing w:before="16" w:after="64"/>
+            </w:pPr>
+          </w:p>
+          <w:bookmarkStart w:id="26" w:name="thm-mean-unbiased"/>
+          <w:p>
+            <w:pPr>
+              <w:pStyle w:val="BodyText"/>
+            </w:pPr>
+            <w:r>
+              <w:rPr>
+                <w:b/>
+                <w:bCs/>
+              </w:rPr>
+              <w:t xml:space="preserve">Theorem 1 (Unbiasedness of the Sample Mean)</w:t>
+            </w:r>
+            <w:r>
+              <w:t xml:space="preserve"> </w:t>
+            </w:r>
+            <w:r>
+              <w:t xml:space="preserve">The sample mean</w:t>
+            </w:r>
+            <w:r>
+              <w:t xml:space="preserve"> </w:t>
+            </w:r>
+            <m:oMath>
+              <m:acc>
+                <m:accPr>
+                  <m:chr m:val="‾"/>
+                </m:accPr>
+                <m:e>
+                  <m:r>
+                    <m:t>x</m:t>
+                  </m:r>
+                </m:e>
+              </m:acc>
+            </m:oMath>
+            <w:r>
+              <w:t xml:space="preserve"> </w:t>
+            </w:r>
+            <w:r>
+              <w:t xml:space="preserve">is an unbiased estimator of the population mean</w:t>
+            </w:r>
+            <w:r>
+              <w:t xml:space="preserve"> </w:t>
+            </w:r>
+            <m:oMath>
+              <m:r>
+                <m:t>μ</m:t>
+              </m:r>
+            </m:oMath>
+            <w:r>
+              <w:t xml:space="preserve">:</w:t>
+            </w:r>
+          </w:p>
+          <w:p>
+            <w:pPr>
+              <w:pStyle w:val="BodyText"/>
+            </w:pPr>
+            <m:oMathPara>
+              <m:oMathParaPr>
+                <m:jc m:val="center"/>
+              </m:oMathParaPr>
+              <m:oMath>
+                <m:r>
+                  <m:t>E</m:t>
+                </m:r>
+                <m:r>
+                  <m:rPr>
+                    <m:sty m:val="p"/>
+                  </m:rPr>
+                  <m:t>[</m:t>
+                </m:r>
+                <m:acc>
+                  <m:accPr>
+                    <m:chr m:val="‾"/>
+                  </m:accPr>
+                  <m:e>
+                    <m:r>
+                      <m:t>x</m:t>
+                    </m:r>
+                  </m:e>
+                </m:acc>
+                <m:r>
+                  <m:rPr>
+                    <m:sty m:val="p"/>
+                  </m:rPr>
+                  <m:t>]</m:t>
+                </m:r>
+                <m:r>
+                  <m:rPr>
+                    <m:sty m:val="p"/>
+                  </m:rPr>
+                  <m:t>=</m:t>
+                </m:r>
+                <m:r>
+                  <m:t>μ</m:t>
+                </m:r>
+              </m:oMath>
+            </m:oMathPara>
+          </w:p>
+          <w:bookmarkEnd w:id="26"/>
+        </w:tc>
+      </w:tr>
+    </w:tbl>
+    <w:p>
+      <w:pPr>
+        <w:pStyle w:val="FirstParagraph"/>
+      </w:pPr>
+      <w:r>
+        <w:t xml:space="preserve"> </w:t>
+      </w:r>
+    </w:p>
+    <w:tbl>
+      <w:tblPr>
+        <w:tblStyle w:val="Table"/>
+        <w:tblLook w:firstRow="0" w:lastRow="0" w:firstColumn="0" w:lastColumn="0" w:noHBand="0" w:noVBand="0" w:val="0000"/>
+        <w:tblBorders>
+          <w:top w:val="single" w:sz="4" w:space="0" w:color="0758E5"/>
+          <w:left w:val="single" w:sz="24" w:space="0" w:color="0758E5"/>
+          <w:bottom w:val="single" w:sz="4" w:space="0" w:color="0758E5"/>
+          <w:right w:val="single" w:sz="4" w:space="0" w:color="0758E5"/>
+        </w:tblBorders>
+        <w:tblCellMar>
+          <w:left w:w="144" w:type="dxa"/>
+          <w:right w:w="144" w:type="dxa"/>
+        </w:tblCellMar>
+        <w:tblLook w:firstRow="0" w:lastRow="0" w:firstColumn="0" w:lastColumn="0" w:noHBand="0" w:noVBand="0" w:val="0000"/>
+      </w:tblPr>
+      <w:tr>
+        <w:trPr>
+          <w:cantSplit/>
+        </w:trPr>
+        <w:tc>
+          <w:tcPr>
+            <w:shd w:color="auto" w:fill="dae6fb" w:val="clear"/>
+            <w:tcMar>
+              <w:top w:w="92" w:type="dxa"/>
+              <w:bottom w:w="92" w:type="dxa"/>
+            </w:tcMar>
+          </w:tcPr>
+          <w:p>
+            <w:pPr>
+              <w:pStyle w:val="BodyText"/>
+            </w:pPr>
+            <w:pPr>
+              <w:spacing w:before="0" w:after="0"/>
+              <w:textAlignment w:val="center"/>
+            </w:pPr>
+            <w:r>
+              <w:drawing>
+                <wp:inline>
+                  <wp:extent cx="152400" cy="152400"/>
+                  <wp:effectExtent b="0" l="0" r="0" t="0"/>
+                  <wp:docPr descr="" title="" id="27" name="Picture"/>
+                  <a:graphic>
+                    <a:graphicData uri="http://schemas.openxmlformats.org/drawingml/2006/picture">
+                      <pic:pic>
+                        <pic:nvPicPr>
+                          <pic:cNvPr descr="/opt/quarto/share/formats/docx/note.png" id="28" name="Picture"/>
+                          <pic:cNvPicPr>
+                            <a:picLocks noChangeArrowheads="1" noChangeAspect="1"/>
+                          </pic:cNvPicPr>
+                        </pic:nvPicPr>
+                        <pic:blipFill>
+                          <a:blip r:embed="rId12"/>
+                          <a:stretch>
+                            <a:fillRect/>
+                          </a:stretch>
+                        </pic:blipFill>
+                        <pic:spPr bwMode="auto">
+                          <a:xfrm>
+                            <a:off x="0" y="0"/>
+                            <a:ext cx="152400" cy="152400"/>
+                          </a:xfrm>
+                          <a:prstGeom prst="rect">
+                            <a:avLst/>
+                          </a:prstGeom>
+                          <a:noFill/>
+                          <a:ln w="9525">
+                            <a:noFill/>
+                            <a:headEnd/>
+                            <a:tailEnd/>
+                          </a:ln>
+                        </pic:spPr>
+                      </pic:pic>
+                    </a:graphicData>
+                  </a:graphic>
+                </wp:inline>
+              </w:drawing>
+            </w:r>
+            <w:r>
+              <w:t xml:space="preserve"> </w:t>
+            </w:r>
+            <w:r>
+              <w:t xml:space="preserve"> </w:t>
+            </w:r>
+            <w:r>
+              <w:t xml:space="preserve">Proof</w:t>
+            </w:r>
+          </w:p>
+        </w:tc>
+      </w:tr>
+      <w:tr>
+        <w:trPr>
+          <w:cantSplit/>
+        </w:trPr>
+        <w:tc>
+          <w:tcPr>
+            <w:tcMar>
+              <w:top w:w="108" w:type="dxa"/>
+              <w:bottom w:w="108" w:type="dxa"/>
+            </w:tcMar>
+          </w:tcPr>
+          <w:p>
+            <w:pPr>
+              <w:pStyle w:val="BodyText"/>
+            </w:pPr>
+            <w:r>
+              <w:rPr>
+                <w:i/>
+                <w:iCs/>
+              </w:rPr>
+              <w:t xml:space="preserve">Proof</w:t>
+            </w:r>
+            <w:r>
+              <w:t xml:space="preserve">. </w:t>
+            </w:r>
+            <w:r>
+              <w:t xml:space="preserve">By linearity of expectation:</w:t>
+            </w:r>
+          </w:p>
+          <w:p>
+            <w:pPr>
+              <w:pStyle w:val="BodyText"/>
+            </w:pPr>
+            <m:oMathPara>
+              <m:oMathParaPr>
+                <m:jc m:val="center"/>
+              </m:oMathParaPr>
+              <m:oMath>
+                <m:r>
+                  <m:t>E</m:t>
+                </m:r>
+                <m:r>
+                  <m:rPr>
+                    <m:sty m:val="p"/>
+                  </m:rPr>
+                  <m:t>[</m:t>
+                </m:r>
+                <m:acc>
+                  <m:accPr>
+                    <m:chr m:val="‾"/>
+                  </m:accPr>
+                  <m:e>
+                    <m:r>
+                      <m:t>x</m:t>
+                    </m:r>
+                  </m:e>
+                </m:acc>
+                <m:r>
+                  <m:rPr>
+                    <m:sty m:val="p"/>
+                  </m:rPr>
+                  <m:t>]</m:t>
+                </m:r>
+                <m:r>
+                  <m:rPr>
+                    <m:sty m:val="p"/>
+                  </m:rPr>
+                  <m:t>=</m:t>
+                </m:r>
+                <m:r>
+                  <m:t>E</m:t>
+                </m:r>
+                <m:r>
+                  <m:t>​</m:t>
+                </m:r>
+                <m:d>
+                  <m:dPr>
+                    <m:begChr m:val="["/>
+                    <m:sepChr m:val=""/>
+                    <m:endChr m:val="]"/>
+                    <m:grow/>
+                  </m:dPr>
+                  <m:e>
+                    <m:f>
+                      <m:fPr>
+                        <m:type m:val="bar"/>
+                      </m:fPr>
+                      <m:num>
+                        <m:r>
+                          <m:t>1</m:t>
+                        </m:r>
+                      </m:num>
+                      <m:den>
+                        <m:r>
+                          <m:t>n</m:t>
+                        </m:r>
+                      </m:den>
+                    </m:f>
+                    <m:nary>
+                      <m:naryPr>
+                        <m:chr m:val="∑"/>
+                        <m:limLoc m:val="undOvr"/>
+                        <m:subHide m:val="off"/>
+                        <m:supHide m:val="off"/>
+                      </m:naryPr>
+                      <m:sub>
+                        <m:r>
+                          <m:t>i</m:t>
+                        </m:r>
+                        <m:r>
+                          <m:rPr>
+                            <m:sty m:val="p"/>
+                          </m:rPr>
+                          <m:t>=</m:t>
+                        </m:r>
+                        <m:r>
+                          <m:t>1</m:t>
+                        </m:r>
+                      </m:sub>
+                      <m:sup>
+                        <m:r>
+                          <m:t>n</m:t>
+                        </m:r>
+                      </m:sup>
+                      <m:e>
+                        <m:sSub>
+                          <m:e>
+                            <m:r>
+                              <m:t>x</m:t>
+                            </m:r>
+                          </m:e>
+                          <m:sub>
+                            <m:r>
+                              <m:t>i</m:t>
+                            </m:r>
+                          </m:sub>
+                        </m:sSub>
+                      </m:e>
+                    </m:nary>
+                  </m:e>
+                </m:d>
+                <m:r>
+                  <m:rPr>
+                    <m:sty m:val="p"/>
+                  </m:rPr>
+                  <m:t>=</m:t>
+                </m:r>
+                <m:f>
+                  <m:fPr>
+                    <m:type m:val="bar"/>
+                  </m:fPr>
+                  <m:num>
+                    <m:r>
+                      <m:t>1</m:t>
+                    </m:r>
+                  </m:num>
+                  <m:den>
+                    <m:r>
+                      <m:t>n</m:t>
+                    </m:r>
+                  </m:den>
+                </m:f>
+                <m:nary>
+                  <m:naryPr>
+                    <m:chr m:val="∑"/>
+                    <m:limLoc m:val="undOvr"/>
+                    <m:subHide m:val="off"/>
+                    <m:supHide m:val="off"/>
+                  </m:naryPr>
+                  <m:sub>
+                    <m:r>
+                      <m:t>i</m:t>
+                    </m:r>
+                    <m:r>
+                      <m:rPr>
+                        <m:sty m:val="p"/>
+                      </m:rPr>
+                      <m:t>=</m:t>
+                    </m:r>
+                    <m:r>
+                      <m:t>1</m:t>
+                    </m:r>
+                  </m:sub>
+                  <m:sup>
+                    <m:r>
+                      <m:t>n</m:t>
+                    </m:r>
+                  </m:sup>
+                  <m:e>
+                    <m:r>
+                      <m:t>E</m:t>
+                    </m:r>
+                  </m:e>
+                </m:nary>
+                <m:r>
+                  <m:rPr>
+                    <m:sty m:val="p"/>
+                  </m:rPr>
+                  <m:t>[</m:t>
+                </m:r>
+                <m:sSub>
+                  <m:e>
+                    <m:r>
+                      <m:t>x</m:t>
+                    </m:r>
+                  </m:e>
+                  <m:sub>
+                    <m:r>
+                      <m:t>i</m:t>
+                    </m:r>
+                  </m:sub>
+                </m:sSub>
+                <m:r>
+                  <m:rPr>
+                    <m:sty m:val="p"/>
+                  </m:rPr>
+                  <m:t>]</m:t>
+                </m:r>
+                <m:r>
+                  <m:rPr>
+                    <m:sty m:val="p"/>
+                  </m:rPr>
+                  <m:t>=</m:t>
+                </m:r>
+                <m:f>
+                  <m:fPr>
+                    <m:type m:val="bar"/>
+                  </m:fPr>
+                  <m:num>
+                    <m:r>
+                      <m:t>1</m:t>
+                    </m:r>
+                  </m:num>
+                  <m:den>
+                    <m:r>
+                      <m:t>n</m:t>
+                    </m:r>
+                  </m:den>
+                </m:f>
+                <m:r>
+                  <m:rPr>
+                    <m:sty m:val="p"/>
+                  </m:rPr>
+                  <m:t>⋅</m:t>
+                </m:r>
+                <m:r>
+                  <m:t>n</m:t>
+                </m:r>
+                <m:r>
+                  <m:t>μ</m:t>
+                </m:r>
+                <m:r>
+                  <m:rPr>
+                    <m:sty m:val="p"/>
+                  </m:rPr>
+                  <m:t>=</m:t>
+                </m:r>
+                <m:r>
+                  <m:t>μ</m:t>
+                </m:r>
+                <m:r>
+                  <m:rPr>
+                    <m:sty m:val="p"/>
+                  </m:rPr>
+                  <m:t>.</m:t>
+                </m:r>
+                <m:r>
+                  <m:t>  </m:t>
+                </m:r>
+                <m:r>
+                  <m:rPr>
+                    <m:sty m:val="p"/>
+                  </m:rPr>
+                  <m:t>▫</m:t>
+                </m:r>
+              </m:oMath>
+            </m:oMathPara>
+          </w:p>
+          <w:p/>
+        </w:tc>
+      </w:tr>
+    </w:tbl>
+    <w:p>
+      <w:pPr>
+        <w:pStyle w:val="FirstParagraph"/>
+      </w:pPr>
+      <w:r>
+        <w:t xml:space="preserve"> </w:t>
+      </w:r>
+    </w:p>
+    <w:tbl>
+      <w:tblPr>
+        <w:tblStyle w:val="Table"/>
+        <w:tblInd w:w="164" w:type="dxa"/>
+        <w:tblBorders>
+          <w:left w:val="single" w:sz="24" w:space="0" w:color="00A047"/>
+        </w:tblBorders>
+        <w:tblCellMar>
+          <w:left w:w="0" w:type="dxa"/>
+          <w:right w:w="0" w:type="dxa"/>
+        </w:tblCellMar>
+        <w:tblLook w:firstRow="0" w:lastRow="0" w:firstColumn="0" w:lastColumn="0" w:noHBand="0" w:noVBand="0" w:val="0000"/>
+      </w:tblPr>
+      <w:tblGrid>
+        <w:gridCol w:w="7920"/>
+      </w:tblGrid>
+      <w:tr>
+        <w:trPr>
+          <w:cantSplit/>
+        </w:trPr>
+        <w:tc>
+          <w:tcPr>
+            <w:tcMar>
+              <w:left w:w="144" w:type="dxa"/>
+            </w:tcMar>
+          </w:tcPr>
+          <w:p>
+            <w:pPr>
+              <w:pStyle w:val="BodyText"/>
+            </w:pPr>
+            <w:pPr>
+              <w:spacing w:before="16" w:after="64"/>
+            </w:pPr>
+          </w:p>
+          <w:bookmarkStart w:id="29" w:name="exm-mean-calc"/>
+          <w:p>
+            <w:pPr>
+              <w:pStyle w:val="BodyText"/>
+            </w:pPr>
+            <w:r>
+              <w:rPr>
+                <w:b/>
+                <w:bCs/>
+              </w:rPr>
+              <w:t xml:space="preserve">Example 1 (Computing the Sample Mean)</w:t>
+            </w:r>
+            <w:r>
+              <w:t xml:space="preserve"> </w:t>
+            </w:r>
+            <w:r>
+              <w:t xml:space="preserve">For the data</w:t>
+            </w:r>
+            <w:r>
+              <w:t xml:space="preserve"> </w:t>
+            </w:r>
+            <m:oMath>
+              <m:r>
+                <m:rPr>
+                  <m:sty m:val="p"/>
+                </m:rPr>
+                <m:t>{</m:t>
+              </m:r>
+              <m:r>
+                <m:t>1</m:t>
+              </m:r>
+              <m:r>
+                <m:rPr>
+                  <m:sty m:val="p"/>
+                </m:rPr>
+                <m:t>,</m:t>
+              </m:r>
+              <m:r>
+                <m:t>2</m:t>
+              </m:r>
+              <m:r>
+                <m:rPr>
+                  <m:sty m:val="p"/>
+                </m:rPr>
+                <m:t>,</m:t>
+              </m:r>
+              <m:r>
+                <m:t>3</m:t>
+              </m:r>
+              <m:r>
+                <m:rPr>
+                  <m:sty m:val="p"/>
+                </m:rPr>
+                <m:t>,</m:t>
+              </m:r>
+              <m:r>
+                <m:t>4</m:t>
+              </m:r>
+              <m:r>
+                <m:rPr>
+                  <m:sty m:val="p"/>
+                </m:rPr>
+                <m:t>,</m:t>
+              </m:r>
+              <m:r>
+                <m:t>5</m:t>
+              </m:r>
+              <m:r>
+                <m:rPr>
+                  <m:sty m:val="p"/>
+                </m:rPr>
+                <m:t>}</m:t>
+              </m:r>
+            </m:oMath>
+            <w:r>
+              <w:t xml:space="preserve">:</w:t>
+            </w:r>
+          </w:p>
+          <w:p>
+            <w:pPr>
+              <w:pStyle w:val="BodyText"/>
+            </w:pPr>
+            <m:oMathPara>
+              <m:oMathParaPr>
+                <m:jc m:val="center"/>
+              </m:oMathParaPr>
+              <m:oMath>
+                <m:acc>
+                  <m:accPr>
+                    <m:chr m:val="‾"/>
+                  </m:accPr>
+                  <m:e>
+                    <m:r>
+                      <m:t>x</m:t>
+                    </m:r>
+                  </m:e>
+                </m:acc>
+                <m:r>
+                  <m:rPr>
+                    <m:sty m:val="p"/>
+                  </m:rPr>
+                  <m:t>=</m:t>
+                </m:r>
+                <m:f>
+                  <m:fPr>
+                    <m:type m:val="bar"/>
+                  </m:fPr>
+                  <m:num>
+                    <m:r>
+                      <m:t>1</m:t>
+                    </m:r>
+                    <m:r>
+                      <m:rPr>
+                        <m:sty m:val="p"/>
+                      </m:rPr>
+                      <m:t>+</m:t>
+                    </m:r>
+                    <m:r>
+                      <m:t>2</m:t>
+                    </m:r>
+                    <m:r>
+                      <m:rPr>
+                        <m:sty m:val="p"/>
+                      </m:rPr>
+                      <m:t>+</m:t>
+                    </m:r>
+                    <m:r>
+                      <m:t>3</m:t>
+                    </m:r>
+                    <m:r>
+                      <m:rPr>
+                        <m:sty m:val="p"/>
+                      </m:rPr>
+                      <m:t>+</m:t>
+                    </m:r>
+                    <m:r>
+                      <m:t>4</m:t>
+                    </m:r>
+                    <m:r>
+                      <m:rPr>
+                        <m:sty m:val="p"/>
+                      </m:rPr>
+                      <m:t>+</m:t>
+                    </m:r>
+                    <m:r>
+                      <m:t>5</m:t>
+                    </m:r>
+                  </m:num>
+                  <m:den>
+                    <m:r>
+                      <m:t>5</m:t>
+                    </m:r>
+                  </m:den>
+                </m:f>
+                <m:r>
+                  <m:rPr>
+                    <m:sty m:val="p"/>
+                  </m:rPr>
+                  <m:t>=</m:t>
+                </m:r>
+                <m:r>
+                  <m:t>3</m:t>
+                </m:r>
+              </m:oMath>
+            </m:oMathPara>
+          </w:p>
+          <w:bookmarkEnd w:id="29"/>
+        </w:tc>
+      </w:tr>
+    </w:tbl>
+    <w:bookmarkEnd w:id="30"/>
+    <w:bookmarkStart w:id="31" w:name="equations"/>
+    <w:p>
+      <w:pPr>
+        <w:pStyle w:val="Heading2"/>
+      </w:pPr>
+      <w:r>
+        <w:t xml:space="preserve">6 Equations</w:t>
       </w:r>
     </w:p>
     <w:p>
@@ -1093,14 +2089,14 @@
         </m:oMath>
       </m:oMathPara>
     </w:p>
-    <w:bookmarkEnd w:id="36"/>
-    <w:bookmarkStart w:id="38" w:name="tables"/>
+    <w:bookmarkEnd w:id="31"/>
+    <w:bookmarkStart w:id="33" w:name="tables"/>
     <w:p>
       <w:pPr>
         <w:pStyle w:val="Heading2"/>
       </w:pPr>
       <w:r>
-        <w:t xml:space="preserve">6 Tables</w:t>
+        <w:t xml:space="preserve">7 Tables</w:t>
       </w:r>
     </w:p>
     <w:tbl>
@@ -1116,7 +2112,7 @@
       <w:tr>
         <w:tc>
           <w:tcPr/>
-          <w:bookmarkStart w:id="37" w:name="tbl-comparison"/>
+          <w:bookmarkStart w:id="32" w:name="tbl-comparison"/>
           <w:p>
             <w:pPr>
               <w:jc w:val="center"/>
@@ -1341,19 +2337,19 @@
               </w:tc>
             </w:tr>
           </w:tbl>
-          <w:bookmarkEnd w:id="37"/>
+          <w:bookmarkEnd w:id="32"/>
           <w:p/>
         </w:tc>
       </w:tr>
     </w:tbl>
-    <w:bookmarkEnd w:id="38"/>
-    <w:bookmarkStart w:id="39" w:name="summary"/>
+    <w:bookmarkEnd w:id="33"/>
+    <w:bookmarkStart w:id="34" w:name="summary"/>
     <w:p>
       <w:pPr>
         <w:pStyle w:val="Heading2"/>
       </w:pPr>
       <w:r>
-        <w:t xml:space="preserve">7 Summary</w:t>
+        <w:t xml:space="preserve">8 Summary</w:t>
       </w:r>
     </w:p>
     <w:p>
@@ -1361,17 +2357,17 @@
         <w:pStyle w:val="FirstParagraph"/>
       </w:pPr>
       <w:r>
-        <w:t xml:space="preserve">Quarto vignettes provide a modern, feature-rich way to document R packages. They integrate seamlessly with pkgdown and offer enhanced capabilities for technical documentation.</w:t>
-      </w:r>
-    </w:p>
-    <w:bookmarkEnd w:id="39"/>
-    <w:bookmarkStart w:id="47" w:name="references"/>
+        <w:t xml:space="preserve">Quarto vignettes provide a modern, feature-rich way to document R packages. They integrate seamlessly with documentation systems and offer enhanced capabilities for technical documentation.</w:t>
+      </w:r>
+    </w:p>
+    <w:bookmarkEnd w:id="34"/>
+    <w:bookmarkStart w:id="42" w:name="references"/>
     <w:p>
       <w:pPr>
         <w:pStyle w:val="Heading2"/>
       </w:pPr>
       <w:r>
-        <w:t xml:space="preserve">8 References</w:t>
+        <w:t xml:space="preserve">9 References</w:t>
       </w:r>
     </w:p>
     <w:p>
@@ -1390,7 +2386,7 @@
           <w:numId w:val="1002"/>
         </w:numPr>
       </w:pPr>
-      <w:hyperlink r:id="rId40">
+      <w:hyperlink r:id="rId35">
         <w:r>
           <w:rPr>
             <w:rStyle w:val="Hyperlink"/>
@@ -1407,7 +2403,7 @@
           <w:numId w:val="1002"/>
         </w:numPr>
       </w:pPr>
-      <w:hyperlink r:id="rId41">
+      <w:hyperlink r:id="rId36">
         <w:r>
           <w:rPr>
             <w:rStyle w:val="Hyperlink"/>
@@ -1440,8 +2436,8 @@
         <w:t xml:space="preserve">UCD-SERG (2024)</w:t>
       </w:r>
     </w:p>
-    <w:bookmarkStart w:id="46" w:name="refs"/>
-    <w:bookmarkStart w:id="43" w:name="ref-R-base"/>
+    <w:bookmarkStart w:id="41" w:name="refs"/>
+    <w:bookmarkStart w:id="38" w:name="ref-R-base"/>
     <w:p>
       <w:pPr>
         <w:pStyle w:val="Bibliography"/>
@@ -1460,12 +2456,12 @@
         <w:t xml:space="preserve">R: A Language and Environment for Statistical Computing</w:t>
       </w:r>
       <w:r>
-        <w:t xml:space="preserve">. Vienna, Austria: R Foundation for Statistical Computing.</w:t>
+        <w:t xml:space="preserve">. R Foundation for Statistical Computing.</w:t>
       </w:r>
       <w:r>
         <w:t xml:space="preserve"> </w:t>
       </w:r>
-      <w:hyperlink r:id="rId42">
+      <w:hyperlink r:id="rId37">
         <w:r>
           <w:rPr>
             <w:rStyle w:val="Hyperlink"/>
@@ -1477,8 +2473,8 @@
         <w:t xml:space="preserve">.</w:t>
       </w:r>
     </w:p>
-    <w:bookmarkEnd w:id="43"/>
-    <w:bookmarkStart w:id="45" w:name="ref-R-rpt"/>
+    <w:bookmarkEnd w:id="38"/>
+    <w:bookmarkStart w:id="40" w:name="ref-R-rpt"/>
     <w:p>
       <w:pPr>
         <w:pStyle w:val="Bibliography"/>
@@ -1502,7 +2498,7 @@
       <w:r>
         <w:t xml:space="preserve"> </w:t>
       </w:r>
-      <w:hyperlink r:id="rId44">
+      <w:hyperlink r:id="rId39">
         <w:r>
           <w:rPr>
             <w:rStyle w:val="Hyperlink"/>
@@ -1514,9 +2510,9 @@
         <w:t xml:space="preserve">.</w:t>
       </w:r>
     </w:p>
-    <w:bookmarkEnd w:id="45"/>
-    <w:bookmarkEnd w:id="46"/>
-    <w:bookmarkEnd w:id="47"/>
+    <w:bookmarkEnd w:id="40"/>
+    <w:bookmarkEnd w:id="41"/>
+    <w:bookmarkEnd w:id="42"/>
     <w:sectPr>
       <w:footnotePr>
         <w:numRestart w:val="eachSect"/>
@@ -1859,10 +2855,10 @@
   <w:docDefaults>
     <w:rPrDefault>
       <w:rPr>
-        <w:rFonts w:asciiTheme="minorHAnsi" w:cstheme="minorBidi" w:eastAsiaTheme="minorHAnsi" w:hAnsiTheme="minorHAnsi"/>
+        <w:rFonts w:asciiTheme="minorHAnsi" w:cstheme="minorBidi" w:eastAsiaTheme="minorEastAsia" w:hAnsiTheme="minorHAnsi"/>
         <w:sz w:val="24"/>
         <w:szCs w:val="24"/>
-        <w:lang w:bidi="ar-SA" w:eastAsia="en-US" w:val="en-US"/>
+        <w:lang w:bidi="ar-SA" w:eastAsia="zh-CN" w:val="en-US"/>
       </w:rPr>
     </w:rPrDefault>
     <w:pPrDefault>
@@ -2403,13 +3399,6 @@
       </w:tblCellMar>
     </w:tblPr>
     <w:tblStylePr w:type="firstRow">
-      <w:tblPr>
-        <w:jc w:val="left"/>
-        <w:tblInd w:type="dxa" w:w="0"/>
-      </w:tblPr>
-      <w:trPr>
-        <w:jc w:val="left"/>
-      </w:trPr>
       <w:tcPr>
         <w:tcBorders>
           <w:bottom w:val="single"/>
